--- a/Project Report.docx
+++ b/Project Report.docx
@@ -2,359 +2,1079 @@
 <file path=word/document.xml><?xml version="1.0" encoding="utf-8"?>
 <w:document xmlns:wpc="http://schemas.microsoft.com/office/word/2010/wordprocessingCanvas" xmlns:cx="http://schemas.microsoft.com/office/drawing/2014/chartex" xmlns:cx1="http://schemas.microsoft.com/office/drawing/2015/9/8/chartex" xmlns:cx2="http://schemas.microsoft.com/office/drawing/2015/10/21/chartex" xmlns:cx3="http://schemas.microsoft.com/office/drawing/2016/5/9/chartex" xmlns:cx4="http://schemas.microsoft.com/office/drawing/2016/5/10/chartex" xmlns:cx5="http://schemas.microsoft.com/office/drawing/2016/5/11/chartex" xmlns:cx6="http://schemas.microsoft.com/office/drawing/2016/5/12/chartex" xmlns:cx7="http://schemas.microsoft.com/office/drawing/2016/5/13/chartex" xmlns:cx8="http://schemas.microsoft.com/office/drawing/2016/5/14/chartex" xmlns:mc="http://schemas.openxmlformats.org/markup-compatibility/2006" xmlns:aink="http://schemas.microsoft.com/office/drawing/2016/ink" xmlns:am3d="http://schemas.microsoft.com/office/drawing/2017/model3d" xmlns:o="urn:schemas-microsoft-com:office:office" xmlns:oel="http://schemas.microsoft.com/office/2019/extlst" xmlns:r="http://schemas.openxmlformats.org/officeDocument/2006/relationships" xmlns:m="http://schemas.openxmlformats.org/officeDocument/2006/math" xmlns:v="urn:schemas-microsoft-com:vml" xmlns:wp14="http://schemas.microsoft.com/office/word/2010/wordprocessingDrawing" xmlns:wp="http://schemas.openxmlformats.org/drawingml/2006/wordprocessingDrawing" xmlns:w10="urn:schemas-microsoft-com:office:word" xmlns:w="http://schemas.openxmlformats.org/wordprocessingml/2006/main" xmlns:w14="http://schemas.microsoft.com/office/word/2010/wordml" xmlns:w15="http://schemas.microsoft.com/office/word/2012/wordml" xmlns:w16cex="http://schemas.microsoft.com/office/word/2018/wordml/cex" xmlns:w16cid="http://schemas.microsoft.com/office/word/2016/wordml/cid" xmlns:w16="http://schemas.microsoft.com/office/word/2018/wordml" xmlns:w16du="http://schemas.microsoft.com/office/word/2023/wordml/word16du" xmlns:w16sdtdh="http://schemas.microsoft.com/office/word/2020/wordml/sdtdatahash" xmlns:w16sdtfl="http://schemas.microsoft.com/office/word/2024/wordml/sdtformatlock" xmlns:w16se="http://schemas.microsoft.com/office/word/2015/wordml/symex" xmlns:wpg="http://schemas.microsoft.com/office/word/2010/wordprocessingGroup" xmlns:wpi="http://schemas.microsoft.com/office/word/2010/wordprocessingInk" xmlns:wne="http://schemas.microsoft.com/office/word/2006/wordml" xmlns:wps="http://schemas.microsoft.com/office/word/2010/wordprocessingShape" mc:Ignorable="w14 w15 w16se w16cid w16 w16cex w16sdtdh w16sdtfl w16du wp14">
   <w:body>
-    <w:p>
-      <w:r>
+    <w:p/>
+    <w:p>
+      <w:pPr>
+        <w:rPr>
+          <w:b/>
+          <w:bCs/>
+          <w:sz w:val="48"/>
+          <w:szCs w:val="48"/>
+        </w:rPr>
+      </w:pPr>
+      <w:r>
+        <w:rPr>
+          <w:b/>
+          <w:bCs/>
+          <w:sz w:val="48"/>
+          <w:szCs w:val="48"/>
+        </w:rPr>
         <w:t>Project Report: Fake News Detector</w:t>
       </w:r>
     </w:p>
-    <w:p/>
-    <w:p>
-      <w:r>
+    <w:p>
+      <w:pPr>
+        <w:rPr>
+          <w:b/>
+          <w:bCs/>
+        </w:rPr>
+      </w:pPr>
+    </w:p>
+    <w:p>
+      <w:pPr>
+        <w:rPr>
+          <w:b/>
+          <w:bCs/>
+          <w:sz w:val="28"/>
+          <w:szCs w:val="28"/>
+        </w:rPr>
+      </w:pPr>
+      <w:r>
+        <w:rPr>
+          <w:b/>
+          <w:bCs/>
+          <w:sz w:val="28"/>
+          <w:szCs w:val="28"/>
+        </w:rPr>
         <w:t>1. Introduction</w:t>
       </w:r>
     </w:p>
-    <w:p/>
-    <w:p>
-      <w:r>
-        <w:t>Artificial Intelligence (AI) is the field of creating systems that can perform tasks requiring human intelligence. One important application of AI is detecting misinformation. With the rise of social media, fake news has become a serious issue. This project aims to build a simple system that can identify whether a piece of news is fake or real.</w:t>
-      </w:r>
-    </w:p>
-    <w:p/>
-    <w:p>
-      <w:r>
-        <w:t>---</w:t>
-      </w:r>
-    </w:p>
-    <w:p/>
-    <w:p>
-      <w:r>
+    <w:p>
+      <w:pPr>
+        <w:rPr>
+          <w:sz w:val="28"/>
+          <w:szCs w:val="28"/>
+        </w:rPr>
+      </w:pPr>
+    </w:p>
+    <w:p>
+      <w:pPr>
+        <w:rPr>
+          <w:sz w:val="28"/>
+          <w:szCs w:val="28"/>
+        </w:rPr>
+      </w:pPr>
+      <w:r>
+        <w:rPr>
+          <w:sz w:val="28"/>
+          <w:szCs w:val="28"/>
+        </w:rPr>
+        <w:t>Artificial Intelligence helps machines make decisions based on data. One important use of AI is identifying fake information. Nowadays, fake news spreads quickly through social media, so it becomes important to detect it early. This project is a simple attempt to identify whether a piece of news is fake or real.</w:t>
+      </w:r>
+    </w:p>
+    <w:p>
+      <w:pPr>
+        <w:rPr>
+          <w:sz w:val="28"/>
+          <w:szCs w:val="28"/>
+        </w:rPr>
+      </w:pPr>
+    </w:p>
+    <w:p>
+      <w:pPr>
+        <w:rPr>
+          <w:sz w:val="28"/>
+          <w:szCs w:val="28"/>
+        </w:rPr>
+      </w:pPr>
+    </w:p>
+    <w:p>
+      <w:pPr>
+        <w:rPr>
+          <w:b/>
+          <w:bCs/>
+          <w:sz w:val="28"/>
+          <w:szCs w:val="28"/>
+        </w:rPr>
+      </w:pPr>
+      <w:r>
+        <w:rPr>
+          <w:b/>
+          <w:bCs/>
+          <w:sz w:val="28"/>
+          <w:szCs w:val="28"/>
+        </w:rPr>
         <w:t>2. Objective</w:t>
       </w:r>
     </w:p>
-    <w:p/>
-    <w:p>
-      <w:r>
-        <w:t xml:space="preserve">The objective of this project is to develop a basic fake news detection system using rule-based classification. The system </w:t>
-      </w:r>
-      <w:proofErr w:type="spellStart"/>
-      <w:r>
-        <w:t>analyzes</w:t>
-      </w:r>
-      <w:proofErr w:type="spellEnd"/>
-      <w:r>
-        <w:t xml:space="preserve"> text input and determines whether it is likely fake or real.</w:t>
-      </w:r>
-    </w:p>
-    <w:p/>
-    <w:p>
-      <w:r>
-        <w:t>---</w:t>
-      </w:r>
-    </w:p>
-    <w:p/>
-    <w:p>
-      <w:r>
+    <w:p>
+      <w:pPr>
+        <w:rPr>
+          <w:sz w:val="28"/>
+          <w:szCs w:val="28"/>
+        </w:rPr>
+      </w:pPr>
+    </w:p>
+    <w:p>
+      <w:pPr>
+        <w:rPr>
+          <w:sz w:val="28"/>
+          <w:szCs w:val="28"/>
+        </w:rPr>
+      </w:pPr>
+      <w:r>
+        <w:rPr>
+          <w:sz w:val="28"/>
+          <w:szCs w:val="28"/>
+        </w:rPr>
+        <w:t>The main goal of this project is to build a system that checks a given news sentence and tells whether it is likely fake or real.</w:t>
+      </w:r>
+    </w:p>
+    <w:p>
+      <w:pPr>
+        <w:rPr>
+          <w:sz w:val="28"/>
+          <w:szCs w:val="28"/>
+        </w:rPr>
+      </w:pPr>
+    </w:p>
+    <w:p>
+      <w:pPr>
+        <w:rPr>
+          <w:sz w:val="28"/>
+          <w:szCs w:val="28"/>
+        </w:rPr>
+      </w:pPr>
+    </w:p>
+    <w:p>
+      <w:pPr>
+        <w:rPr>
+          <w:b/>
+          <w:bCs/>
+          <w:sz w:val="28"/>
+          <w:szCs w:val="28"/>
+        </w:rPr>
+      </w:pPr>
+      <w:r>
+        <w:rPr>
+          <w:b/>
+          <w:bCs/>
+          <w:sz w:val="28"/>
+          <w:szCs w:val="28"/>
+        </w:rPr>
         <w:t>3. Problem Statement</w:t>
       </w:r>
     </w:p>
-    <w:p/>
-    <w:p>
-      <w:r>
-        <w:t xml:space="preserve">Fake news spreads rapidly and can mislead people. It is important to identify such information automatically. This project solves the problem by </w:t>
-      </w:r>
-      <w:proofErr w:type="spellStart"/>
-      <w:r>
-        <w:t>analyzing</w:t>
-      </w:r>
-      <w:proofErr w:type="spellEnd"/>
-      <w:r>
-        <w:t xml:space="preserve"> keywords commonly found in fake news.</w:t>
-      </w:r>
-    </w:p>
-    <w:p/>
-    <w:p>
-      <w:r>
-        <w:t>---</w:t>
-      </w:r>
-    </w:p>
-    <w:p/>
-    <w:p>
-      <w:r>
+    <w:p>
+      <w:pPr>
+        <w:rPr>
+          <w:sz w:val="28"/>
+          <w:szCs w:val="28"/>
+        </w:rPr>
+      </w:pPr>
+    </w:p>
+    <w:p>
+      <w:pPr>
+        <w:rPr>
+          <w:sz w:val="28"/>
+          <w:szCs w:val="28"/>
+        </w:rPr>
+      </w:pPr>
+      <w:r>
+        <w:rPr>
+          <w:sz w:val="28"/>
+          <w:szCs w:val="28"/>
+        </w:rPr>
+        <w:t>Fake news can mislead people and spread incorrect information. It is not always possible to manually verify every piece of news. So, a simple automated system can help in identifying suspicious content.</w:t>
+      </w:r>
+    </w:p>
+    <w:p>
+      <w:pPr>
+        <w:rPr>
+          <w:sz w:val="28"/>
+          <w:szCs w:val="28"/>
+        </w:rPr>
+      </w:pPr>
+    </w:p>
+    <w:p>
+      <w:pPr>
+        <w:rPr>
+          <w:sz w:val="28"/>
+          <w:szCs w:val="28"/>
+        </w:rPr>
+      </w:pPr>
+    </w:p>
+    <w:p>
+      <w:pPr>
+        <w:rPr>
+          <w:b/>
+          <w:bCs/>
+          <w:sz w:val="28"/>
+          <w:szCs w:val="28"/>
+        </w:rPr>
+      </w:pPr>
+      <w:r>
+        <w:rPr>
+          <w:b/>
+          <w:bCs/>
+          <w:sz w:val="28"/>
+          <w:szCs w:val="28"/>
+        </w:rPr>
         <w:t>4. Methodology</w:t>
       </w:r>
     </w:p>
-    <w:p/>
-    <w:p>
-      <w:r>
-        <w:t>The project uses a rule-based approach:</w:t>
-      </w:r>
-    </w:p>
-    <w:p/>
-    <w:p>
-      <w:r>
-        <w:t>- A list of suspicious keywords is defined (e.g., "shocking", "breaking", "viral")</w:t>
-      </w:r>
-    </w:p>
-    <w:p>
-      <w:r>
-        <w:t>- The input text is checked against these keywords</w:t>
-      </w:r>
-    </w:p>
-    <w:p>
-      <w:r>
-        <w:t>- If any keyword is found, the news is classified as fake</w:t>
-      </w:r>
-    </w:p>
-    <w:p>
-      <w:r>
-        <w:t>- Otherwise, it is classified as real</w:t>
-      </w:r>
-    </w:p>
-    <w:p/>
-    <w:p>
-      <w:r>
-        <w:t>This approach simulates basic AI decision-making.</w:t>
-      </w:r>
-    </w:p>
-    <w:p/>
-    <w:p>
-      <w:r>
-        <w:t>---</w:t>
-      </w:r>
-    </w:p>
-    <w:p/>
-    <w:p>
-      <w:r>
+    <w:p>
+      <w:pPr>
+        <w:rPr>
+          <w:sz w:val="28"/>
+          <w:szCs w:val="28"/>
+        </w:rPr>
+      </w:pPr>
+    </w:p>
+    <w:p>
+      <w:pPr>
+        <w:rPr>
+          <w:sz w:val="28"/>
+          <w:szCs w:val="28"/>
+        </w:rPr>
+      </w:pPr>
+      <w:r>
+        <w:rPr>
+          <w:sz w:val="28"/>
+          <w:szCs w:val="28"/>
+        </w:rPr>
+        <w:t>This project uses a simple logic-based approach:</w:t>
+      </w:r>
+    </w:p>
+    <w:p>
+      <w:pPr>
+        <w:rPr>
+          <w:sz w:val="28"/>
+          <w:szCs w:val="28"/>
+        </w:rPr>
+      </w:pPr>
+    </w:p>
+    <w:p>
+      <w:pPr>
+        <w:rPr>
+          <w:sz w:val="28"/>
+          <w:szCs w:val="28"/>
+        </w:rPr>
+      </w:pPr>
+      <w:r>
+        <w:rPr>
+          <w:sz w:val="28"/>
+          <w:szCs w:val="28"/>
+        </w:rPr>
+        <w:t>- It checks for certain keywords that are commonly found in fake news</w:t>
+      </w:r>
+    </w:p>
+    <w:p>
+      <w:pPr>
+        <w:rPr>
+          <w:sz w:val="28"/>
+          <w:szCs w:val="28"/>
+        </w:rPr>
+      </w:pPr>
+      <w:r>
+        <w:rPr>
+          <w:sz w:val="28"/>
+          <w:szCs w:val="28"/>
+        </w:rPr>
+        <w:t>- It also looks for emotional or attention-grabbing words</w:t>
+      </w:r>
+    </w:p>
+    <w:p>
+      <w:pPr>
+        <w:rPr>
+          <w:sz w:val="28"/>
+          <w:szCs w:val="28"/>
+        </w:rPr>
+      </w:pPr>
+      <w:r>
+        <w:rPr>
+          <w:sz w:val="28"/>
+          <w:szCs w:val="28"/>
+        </w:rPr>
+        <w:t>- It counts such features and assigns a score</w:t>
+      </w:r>
+    </w:p>
+    <w:p>
+      <w:pPr>
+        <w:rPr>
+          <w:sz w:val="28"/>
+          <w:szCs w:val="28"/>
+        </w:rPr>
+      </w:pPr>
+      <w:r>
+        <w:rPr>
+          <w:sz w:val="28"/>
+          <w:szCs w:val="28"/>
+        </w:rPr>
+        <w:t>- Based on the score, the news is classified as fake or real</w:t>
+      </w:r>
+    </w:p>
+    <w:p>
+      <w:pPr>
+        <w:rPr>
+          <w:sz w:val="28"/>
+          <w:szCs w:val="28"/>
+        </w:rPr>
+      </w:pPr>
+    </w:p>
+    <w:p>
+      <w:pPr>
+        <w:rPr>
+          <w:sz w:val="28"/>
+          <w:szCs w:val="28"/>
+        </w:rPr>
+      </w:pPr>
+    </w:p>
+    <w:p>
+      <w:pPr>
+        <w:rPr>
+          <w:b/>
+          <w:bCs/>
+          <w:sz w:val="28"/>
+          <w:szCs w:val="28"/>
+        </w:rPr>
+      </w:pPr>
+      <w:r>
+        <w:rPr>
+          <w:b/>
+          <w:bCs/>
+          <w:sz w:val="28"/>
+          <w:szCs w:val="28"/>
+        </w:rPr>
         <w:t>5. Algorithm</w:t>
       </w:r>
     </w:p>
-    <w:p/>
-    <w:p>
-      <w:r>
-        <w:t>1. Take input text from the user</w:t>
-      </w:r>
-    </w:p>
-    <w:p>
-      <w:r>
-        <w:t>2. Convert text to lowercase</w:t>
-      </w:r>
-    </w:p>
-    <w:p>
-      <w:r>
-        <w:t>3. Compare input with predefined fake keywords</w:t>
-      </w:r>
-    </w:p>
-    <w:p>
-      <w:r>
-        <w:t>4. If match found → classify as fake</w:t>
-      </w:r>
-    </w:p>
-    <w:p>
-      <w:r>
-        <w:t>5. Else → classify as real</w:t>
-      </w:r>
-    </w:p>
-    <w:p>
-      <w:r>
-        <w:t>6. Display result</w:t>
-      </w:r>
-    </w:p>
-    <w:p/>
-    <w:p>
-      <w:r>
-        <w:t>---</w:t>
-      </w:r>
-    </w:p>
-    <w:p/>
-    <w:p>
-      <w:r>
-        <w:t>6. Tools and Technologies Used</w:t>
-      </w:r>
-    </w:p>
-    <w:p/>
-    <w:p>
-      <w:r>
-        <w:t>- Programming Language: Python</w:t>
-      </w:r>
-    </w:p>
-    <w:p>
-      <w:r>
-        <w:t>- Platform: Command Line / PowerShell</w:t>
-      </w:r>
-    </w:p>
-    <w:p>
-      <w:r>
-        <w:t>- Editor: Notepad</w:t>
-      </w:r>
-    </w:p>
-    <w:p/>
-    <w:p>
-      <w:r>
-        <w:t>---</w:t>
-      </w:r>
-    </w:p>
-    <w:p/>
-    <w:p>
-      <w:r>
-        <w:t>7. Results</w:t>
-      </w:r>
-    </w:p>
-    <w:p/>
-    <w:p>
-      <w:r>
-        <w:t>Example outputs:</w:t>
-      </w:r>
-    </w:p>
-    <w:p/>
-    <w:p>
-      <w:r>
+    <w:p>
+      <w:pPr>
+        <w:rPr>
+          <w:sz w:val="28"/>
+          <w:szCs w:val="28"/>
+        </w:rPr>
+      </w:pPr>
+    </w:p>
+    <w:p>
+      <w:pPr>
+        <w:rPr>
+          <w:sz w:val="28"/>
+          <w:szCs w:val="28"/>
+        </w:rPr>
+      </w:pPr>
+      <w:r>
+        <w:rPr>
+          <w:sz w:val="28"/>
+          <w:szCs w:val="28"/>
+        </w:rPr>
+        <w:t>1. Take input from the user</w:t>
+      </w:r>
+    </w:p>
+    <w:p>
+      <w:pPr>
+        <w:rPr>
+          <w:sz w:val="28"/>
+          <w:szCs w:val="28"/>
+        </w:rPr>
+      </w:pPr>
+      <w:r>
+        <w:rPr>
+          <w:sz w:val="28"/>
+          <w:szCs w:val="28"/>
+        </w:rPr>
+        <w:t>2. Convert the text to lowercase</w:t>
+      </w:r>
+    </w:p>
+    <w:p>
+      <w:pPr>
+        <w:rPr>
+          <w:sz w:val="28"/>
+          <w:szCs w:val="28"/>
+        </w:rPr>
+      </w:pPr>
+      <w:r>
+        <w:rPr>
+          <w:sz w:val="28"/>
+          <w:szCs w:val="28"/>
+        </w:rPr>
+        <w:t>3. Check for specific keywords</w:t>
+      </w:r>
+    </w:p>
+    <w:p>
+      <w:pPr>
+        <w:rPr>
+          <w:sz w:val="28"/>
+          <w:szCs w:val="28"/>
+        </w:rPr>
+      </w:pPr>
+      <w:r>
+        <w:rPr>
+          <w:sz w:val="28"/>
+          <w:szCs w:val="28"/>
+        </w:rPr>
+        <w:t>4. Check for emotional words</w:t>
+      </w:r>
+    </w:p>
+    <w:p>
+      <w:pPr>
+        <w:rPr>
+          <w:sz w:val="28"/>
+          <w:szCs w:val="28"/>
+        </w:rPr>
+      </w:pPr>
+      <w:r>
+        <w:rPr>
+          <w:sz w:val="28"/>
+          <w:szCs w:val="28"/>
+        </w:rPr>
+        <w:t>5. Count how many matches are found</w:t>
+      </w:r>
+    </w:p>
+    <w:p>
+      <w:pPr>
+        <w:rPr>
+          <w:sz w:val="28"/>
+          <w:szCs w:val="28"/>
+        </w:rPr>
+      </w:pPr>
+      <w:r>
+        <w:rPr>
+          <w:sz w:val="28"/>
+          <w:szCs w:val="28"/>
+        </w:rPr>
+        <w:t>6. If matches are high → Fake News</w:t>
+      </w:r>
+    </w:p>
+    <w:p>
+      <w:pPr>
+        <w:rPr>
+          <w:sz w:val="28"/>
+          <w:szCs w:val="28"/>
+        </w:rPr>
+      </w:pPr>
+      <w:r>
+        <w:rPr>
+          <w:sz w:val="28"/>
+          <w:szCs w:val="28"/>
+        </w:rPr>
+        <w:t>7. Otherwise → Real News</w:t>
+      </w:r>
+    </w:p>
+    <w:p>
+      <w:pPr>
+        <w:rPr>
+          <w:sz w:val="28"/>
+          <w:szCs w:val="28"/>
+        </w:rPr>
+      </w:pPr>
+      <w:r>
+        <w:rPr>
+          <w:sz w:val="28"/>
+          <w:szCs w:val="28"/>
+        </w:rPr>
+        <w:t>8. Display result and reasons</w:t>
+      </w:r>
+    </w:p>
+    <w:p>
+      <w:pPr>
+        <w:rPr>
+          <w:sz w:val="28"/>
+          <w:szCs w:val="28"/>
+        </w:rPr>
+      </w:pPr>
+    </w:p>
+    <w:p>
+      <w:pPr>
+        <w:rPr>
+          <w:sz w:val="28"/>
+          <w:szCs w:val="28"/>
+        </w:rPr>
+      </w:pPr>
+    </w:p>
+    <w:p>
+      <w:pPr>
+        <w:rPr>
+          <w:b/>
+          <w:bCs/>
+          <w:sz w:val="28"/>
+          <w:szCs w:val="28"/>
+        </w:rPr>
+      </w:pPr>
+      <w:r>
+        <w:rPr>
+          <w:b/>
+          <w:bCs/>
+          <w:sz w:val="28"/>
+          <w:szCs w:val="28"/>
+        </w:rPr>
+        <w:t>6. Tools Used</w:t>
+      </w:r>
+    </w:p>
+    <w:p>
+      <w:pPr>
+        <w:rPr>
+          <w:sz w:val="28"/>
+          <w:szCs w:val="28"/>
+        </w:rPr>
+      </w:pPr>
+    </w:p>
+    <w:p>
+      <w:pPr>
+        <w:rPr>
+          <w:sz w:val="28"/>
+          <w:szCs w:val="28"/>
+        </w:rPr>
+      </w:pPr>
+      <w:r>
+        <w:rPr>
+          <w:sz w:val="28"/>
+          <w:szCs w:val="28"/>
+        </w:rPr>
+        <w:t>- Python</w:t>
+      </w:r>
+    </w:p>
+    <w:p>
+      <w:pPr>
+        <w:rPr>
+          <w:sz w:val="28"/>
+          <w:szCs w:val="28"/>
+        </w:rPr>
+      </w:pPr>
+      <w:r>
+        <w:rPr>
+          <w:sz w:val="28"/>
+          <w:szCs w:val="28"/>
+        </w:rPr>
+        <w:t>- PowerShell (for running the code)</w:t>
+      </w:r>
+    </w:p>
+    <w:p>
+      <w:pPr>
+        <w:rPr>
+          <w:sz w:val="28"/>
+          <w:szCs w:val="28"/>
+        </w:rPr>
+      </w:pPr>
+      <w:r>
+        <w:rPr>
+          <w:sz w:val="28"/>
+          <w:szCs w:val="28"/>
+        </w:rPr>
+        <w:t>- Notepad (for writing code)</w:t>
+      </w:r>
+    </w:p>
+    <w:p>
+      <w:pPr>
+        <w:rPr>
+          <w:sz w:val="28"/>
+          <w:szCs w:val="28"/>
+        </w:rPr>
+      </w:pPr>
+    </w:p>
+    <w:p>
+      <w:pPr>
+        <w:rPr>
+          <w:sz w:val="28"/>
+          <w:szCs w:val="28"/>
+        </w:rPr>
+      </w:pPr>
+    </w:p>
+    <w:p>
+      <w:pPr>
+        <w:rPr>
+          <w:b/>
+          <w:bCs/>
+          <w:sz w:val="28"/>
+          <w:szCs w:val="28"/>
+        </w:rPr>
+      </w:pPr>
+      <w:r>
+        <w:rPr>
+          <w:b/>
+          <w:bCs/>
+          <w:sz w:val="28"/>
+          <w:szCs w:val="28"/>
+        </w:rPr>
+        <w:t>7. Result</w:t>
+      </w:r>
+    </w:p>
+    <w:p>
+      <w:pPr>
+        <w:rPr>
+          <w:sz w:val="28"/>
+          <w:szCs w:val="28"/>
+        </w:rPr>
+      </w:pPr>
+    </w:p>
+    <w:p>
+      <w:pPr>
+        <w:rPr>
+          <w:sz w:val="28"/>
+          <w:szCs w:val="28"/>
+        </w:rPr>
+      </w:pPr>
+      <w:r>
+        <w:rPr>
+          <w:sz w:val="28"/>
+          <w:szCs w:val="28"/>
+        </w:rPr>
+        <w:t>Example:</w:t>
+      </w:r>
+    </w:p>
+    <w:p>
+      <w:pPr>
+        <w:rPr>
+          <w:sz w:val="28"/>
+          <w:szCs w:val="28"/>
+        </w:rPr>
+      </w:pPr>
+      <w:r>
+        <w:rPr>
+          <w:sz w:val="28"/>
+          <w:szCs w:val="28"/>
+        </w:rPr>
         <w:t>Input: Breaking shocking news!</w:t>
       </w:r>
     </w:p>
     <w:p>
-      <w:r>
-        <w:t>Output: Likely Fake News</w:t>
-      </w:r>
-    </w:p>
-    <w:p/>
-    <w:p>
-      <w:r>
-        <w:t>Input: The weather is pleasant today</w:t>
-      </w:r>
-    </w:p>
-    <w:p>
-      <w:r>
-        <w:t>Output: Likely Real News</w:t>
-      </w:r>
-    </w:p>
-    <w:p/>
-    <w:p>
-      <w:r>
-        <w:t>---</w:t>
-      </w:r>
-    </w:p>
-    <w:p/>
-    <w:p>
-      <w:r>
-        <w:t>8. Syllabus Mapping</w:t>
-      </w:r>
-    </w:p>
-    <w:p/>
-    <w:p>
-      <w:r>
-        <w:t>- CO1: AI concepts applied through intelligent decision system</w:t>
-      </w:r>
-    </w:p>
-    <w:p>
-      <w:r>
-        <w:t>- CO2: Problem-solving using rule-based logic</w:t>
-      </w:r>
-    </w:p>
-    <w:p>
-      <w:r>
-        <w:t>- CO3: Basic probability idea using keyword matching</w:t>
-      </w:r>
-    </w:p>
-    <w:p>
-      <w:r>
-        <w:t>- CO4: Classification concept (fake vs real)</w:t>
-      </w:r>
-    </w:p>
-    <w:p>
-      <w:r>
-        <w:t>- CO5: Real-world application (fake news detection)</w:t>
-      </w:r>
-    </w:p>
-    <w:p/>
-    <w:p>
-      <w:r>
-        <w:t>---</w:t>
-      </w:r>
-    </w:p>
-    <w:p/>
-    <w:p>
-      <w:r>
-        <w:t>9. Conclusion</w:t>
-      </w:r>
-    </w:p>
-    <w:p/>
-    <w:p>
-      <w:r>
-        <w:t>This project successfully demonstrates a simple fake news detection system. Although basic, it highlights how AI can be used to solve real-world problems.</w:t>
-      </w:r>
-    </w:p>
-    <w:p/>
-    <w:p>
-      <w:r>
-        <w:t>---</w:t>
-      </w:r>
-    </w:p>
-    <w:p/>
-    <w:p>
-      <w:r>
-        <w:t>10. Future Scope</w:t>
-      </w:r>
-    </w:p>
-    <w:p/>
-    <w:p>
-      <w:r>
-        <w:t>- Use Machine Learning models for better accuracy</w:t>
-      </w:r>
-    </w:p>
-    <w:p>
-      <w:r>
-        <w:t>- Add large datasets for training</w:t>
-      </w:r>
-    </w:p>
-    <w:p>
-      <w:r>
-        <w:t>- Implement web or mobile interface</w:t>
-      </w:r>
-    </w:p>
-    <w:p>
-      <w:r>
-        <w:t>- Improve detection using NLP techniques</w:t>
-      </w:r>
-    </w:p>
-    <w:p/>
-    <w:p>
-      <w:r>
-        <w:t>---</w:t>
-      </w:r>
-    </w:p>
-    <w:p/>
-    <w:p>
-      <w:r>
-        <w:t>11. GitHub Repository</w:t>
-      </w:r>
-    </w:p>
-    <w:p/>
-    <w:p>
-      <w:r>
-        <w:t>(Add your link here)</w:t>
-      </w:r>
-    </w:p>
-    <w:p/>
-    <w:p>
-      <w:r>
-        <w:t>---</w:t>
-      </w:r>
-    </w:p>
-    <w:p/>
-    <w:p>
-      <w:r>
-        <w:t>12. Author</w:t>
-      </w:r>
-    </w:p>
-    <w:p/>
-    <w:p>
-      <w:r>
+      <w:pPr>
+        <w:rPr>
+          <w:sz w:val="28"/>
+          <w:szCs w:val="28"/>
+        </w:rPr>
+      </w:pPr>
+    </w:p>
+    <w:p>
+      <w:pPr>
+        <w:rPr>
+          <w:sz w:val="28"/>
+          <w:szCs w:val="28"/>
+        </w:rPr>
+      </w:pPr>
+      <w:r>
+        <w:rPr>
+          <w:sz w:val="28"/>
+          <w:szCs w:val="28"/>
+        </w:rPr>
+        <w:t>Output:</w:t>
+      </w:r>
+    </w:p>
+    <w:p>
+      <w:pPr>
+        <w:rPr>
+          <w:sz w:val="28"/>
+          <w:szCs w:val="28"/>
+        </w:rPr>
+      </w:pPr>
+      <w:r>
+        <w:rPr>
+          <w:sz w:val="28"/>
+          <w:szCs w:val="28"/>
+        </w:rPr>
+        <w:t>Likely Fake News</w:t>
+      </w:r>
+    </w:p>
+    <w:p>
+      <w:pPr>
+        <w:rPr>
+          <w:sz w:val="28"/>
+          <w:szCs w:val="28"/>
+        </w:rPr>
+      </w:pPr>
+    </w:p>
+    <w:p>
+      <w:pPr>
+        <w:rPr>
+          <w:sz w:val="28"/>
+          <w:szCs w:val="28"/>
+        </w:rPr>
+      </w:pPr>
+      <w:r>
+        <w:rPr>
+          <w:sz w:val="28"/>
+          <w:szCs w:val="28"/>
+        </w:rPr>
+        <w:t>Reasons:</w:t>
+      </w:r>
+    </w:p>
+    <w:p>
+      <w:pPr>
+        <w:rPr>
+          <w:sz w:val="28"/>
+          <w:szCs w:val="28"/>
+        </w:rPr>
+      </w:pPr>
+      <w:r>
+        <w:rPr>
+          <w:sz w:val="28"/>
+          <w:szCs w:val="28"/>
+        </w:rPr>
+        <w:t>- Keyword detected: breaking</w:t>
+      </w:r>
+    </w:p>
+    <w:p>
+      <w:pPr>
+        <w:rPr>
+          <w:sz w:val="28"/>
+          <w:szCs w:val="28"/>
+        </w:rPr>
+      </w:pPr>
+      <w:r>
+        <w:rPr>
+          <w:sz w:val="28"/>
+          <w:szCs w:val="28"/>
+        </w:rPr>
+        <w:t>- Keyword detected: shocking</w:t>
+      </w:r>
+    </w:p>
+    <w:p>
+      <w:pPr>
+        <w:rPr>
+          <w:sz w:val="28"/>
+          <w:szCs w:val="28"/>
+        </w:rPr>
+      </w:pPr>
+    </w:p>
+    <w:p>
+      <w:pPr>
+        <w:rPr>
+          <w:sz w:val="28"/>
+          <w:szCs w:val="28"/>
+        </w:rPr>
+      </w:pPr>
+    </w:p>
+    <w:p>
+      <w:pPr>
+        <w:rPr>
+          <w:b/>
+          <w:bCs/>
+          <w:sz w:val="28"/>
+          <w:szCs w:val="28"/>
+        </w:rPr>
+      </w:pPr>
+      <w:r>
+        <w:rPr>
+          <w:b/>
+          <w:bCs/>
+          <w:sz w:val="28"/>
+          <w:szCs w:val="28"/>
+        </w:rPr>
+        <w:t>8</w:t>
+      </w:r>
+      <w:r>
+        <w:rPr>
+          <w:sz w:val="28"/>
+          <w:szCs w:val="28"/>
+        </w:rPr>
+        <w:t xml:space="preserve">. </w:t>
+      </w:r>
+      <w:r>
+        <w:rPr>
+          <w:b/>
+          <w:bCs/>
+          <w:sz w:val="28"/>
+          <w:szCs w:val="28"/>
+        </w:rPr>
+        <w:t>Conclusion</w:t>
+      </w:r>
+    </w:p>
+    <w:p>
+      <w:pPr>
+        <w:rPr>
+          <w:sz w:val="28"/>
+          <w:szCs w:val="28"/>
+        </w:rPr>
+      </w:pPr>
+    </w:p>
+    <w:p>
+      <w:pPr>
+        <w:rPr>
+          <w:sz w:val="28"/>
+          <w:szCs w:val="28"/>
+        </w:rPr>
+      </w:pPr>
+      <w:r>
+        <w:rPr>
+          <w:sz w:val="28"/>
+          <w:szCs w:val="28"/>
+        </w:rPr>
+        <w:t>This project shows how a simple system can help in identifying fake news. Even though it is basic, it demonstrates how AI concepts can be applied in real life.</w:t>
+      </w:r>
+    </w:p>
+    <w:p>
+      <w:pPr>
+        <w:rPr>
+          <w:sz w:val="28"/>
+          <w:szCs w:val="28"/>
+        </w:rPr>
+      </w:pPr>
+    </w:p>
+    <w:p>
+      <w:pPr>
+        <w:rPr>
+          <w:sz w:val="28"/>
+          <w:szCs w:val="28"/>
+        </w:rPr>
+      </w:pPr>
+    </w:p>
+    <w:p>
+      <w:pPr>
+        <w:rPr>
+          <w:b/>
+          <w:bCs/>
+          <w:sz w:val="28"/>
+          <w:szCs w:val="28"/>
+        </w:rPr>
+      </w:pPr>
+      <w:r>
+        <w:rPr>
+          <w:b/>
+          <w:bCs/>
+          <w:sz w:val="28"/>
+          <w:szCs w:val="28"/>
+        </w:rPr>
+        <w:t>9</w:t>
+      </w:r>
+      <w:r>
+        <w:rPr>
+          <w:b/>
+          <w:bCs/>
+          <w:sz w:val="28"/>
+          <w:szCs w:val="28"/>
+        </w:rPr>
+        <w:t>. Future Scope</w:t>
+      </w:r>
+    </w:p>
+    <w:p>
+      <w:pPr>
+        <w:rPr>
+          <w:sz w:val="28"/>
+          <w:szCs w:val="28"/>
+        </w:rPr>
+      </w:pPr>
+    </w:p>
+    <w:p>
+      <w:pPr>
+        <w:rPr>
+          <w:sz w:val="28"/>
+          <w:szCs w:val="28"/>
+        </w:rPr>
+      </w:pPr>
+      <w:r>
+        <w:rPr>
+          <w:sz w:val="28"/>
+          <w:szCs w:val="28"/>
+        </w:rPr>
+        <w:t>- Improve accuracy using machine learning</w:t>
+      </w:r>
+    </w:p>
+    <w:p>
+      <w:pPr>
+        <w:rPr>
+          <w:sz w:val="28"/>
+          <w:szCs w:val="28"/>
+        </w:rPr>
+      </w:pPr>
+      <w:r>
+        <w:rPr>
+          <w:sz w:val="28"/>
+          <w:szCs w:val="28"/>
+        </w:rPr>
+        <w:t>- Use larger datasets</w:t>
+      </w:r>
+    </w:p>
+    <w:p>
+      <w:pPr>
+        <w:rPr>
+          <w:sz w:val="28"/>
+          <w:szCs w:val="28"/>
+        </w:rPr>
+      </w:pPr>
+      <w:r>
+        <w:rPr>
+          <w:sz w:val="28"/>
+          <w:szCs w:val="28"/>
+        </w:rPr>
+        <w:t>- Build a web-based version</w:t>
+      </w:r>
+    </w:p>
+    <w:p>
+      <w:pPr>
+        <w:rPr>
+          <w:sz w:val="28"/>
+          <w:szCs w:val="28"/>
+        </w:rPr>
+      </w:pPr>
+    </w:p>
+    <w:p>
+      <w:pPr>
+        <w:rPr>
+          <w:sz w:val="28"/>
+          <w:szCs w:val="28"/>
+        </w:rPr>
+      </w:pPr>
+    </w:p>
+    <w:p>
+      <w:pPr>
+        <w:rPr>
+          <w:b/>
+          <w:bCs/>
+          <w:sz w:val="28"/>
+          <w:szCs w:val="28"/>
+        </w:rPr>
+      </w:pPr>
+      <w:r>
+        <w:rPr>
+          <w:b/>
+          <w:bCs/>
+          <w:sz w:val="28"/>
+          <w:szCs w:val="28"/>
+        </w:rPr>
+        <w:t>1</w:t>
+      </w:r>
+      <w:r>
+        <w:rPr>
+          <w:b/>
+          <w:bCs/>
+          <w:sz w:val="28"/>
+          <w:szCs w:val="28"/>
+        </w:rPr>
+        <w:t>0</w:t>
+      </w:r>
+      <w:r>
+        <w:rPr>
+          <w:b/>
+          <w:bCs/>
+          <w:sz w:val="28"/>
+          <w:szCs w:val="28"/>
+        </w:rPr>
+        <w:t>. GitHub Link</w:t>
+      </w:r>
+    </w:p>
+    <w:p>
+      <w:pPr>
+        <w:rPr>
+          <w:sz w:val="28"/>
+          <w:szCs w:val="28"/>
+        </w:rPr>
+      </w:pPr>
+    </w:p>
+    <w:p>
+      <w:pPr>
+        <w:rPr>
+          <w:sz w:val="28"/>
+          <w:szCs w:val="28"/>
+        </w:rPr>
+      </w:pPr>
+      <w:hyperlink r:id="rId4" w:history="1">
+        <w:r>
+          <w:rPr>
+            <w:rStyle w:val="Hyperlink"/>
+            <w:sz w:val="28"/>
+            <w:szCs w:val="28"/>
+          </w:rPr>
+          <w:t>https://github.com/rishika25sharma/Fake-news-detector</w:t>
+        </w:r>
+      </w:hyperlink>
+    </w:p>
+    <w:p>
+      <w:pPr>
+        <w:rPr>
+          <w:sz w:val="28"/>
+          <w:szCs w:val="28"/>
+        </w:rPr>
+      </w:pPr>
+    </w:p>
+    <w:p>
+      <w:pPr>
+        <w:rPr>
+          <w:sz w:val="28"/>
+          <w:szCs w:val="28"/>
+        </w:rPr>
+      </w:pPr>
+    </w:p>
+    <w:p>
+      <w:pPr>
+        <w:rPr>
+          <w:b/>
+          <w:bCs/>
+          <w:sz w:val="28"/>
+          <w:szCs w:val="28"/>
+        </w:rPr>
+      </w:pPr>
+      <w:r>
+        <w:rPr>
+          <w:b/>
+          <w:bCs/>
+          <w:sz w:val="28"/>
+          <w:szCs w:val="28"/>
+        </w:rPr>
+        <w:t>1</w:t>
+      </w:r>
+      <w:r>
+        <w:rPr>
+          <w:b/>
+          <w:bCs/>
+          <w:sz w:val="28"/>
+          <w:szCs w:val="28"/>
+        </w:rPr>
+        <w:t>1</w:t>
+      </w:r>
+      <w:r>
+        <w:rPr>
+          <w:b/>
+          <w:bCs/>
+          <w:sz w:val="28"/>
+          <w:szCs w:val="28"/>
+        </w:rPr>
+        <w:t>. Author</w:t>
+      </w:r>
+    </w:p>
+    <w:p>
+      <w:pPr>
+        <w:rPr>
+          <w:sz w:val="28"/>
+          <w:szCs w:val="28"/>
+        </w:rPr>
+      </w:pPr>
+    </w:p>
+    <w:p>
+      <w:pPr>
+        <w:rPr>
+          <w:sz w:val="28"/>
+          <w:szCs w:val="28"/>
+        </w:rPr>
+      </w:pPr>
+      <w:r>
+        <w:rPr>
+          <w:sz w:val="28"/>
+          <w:szCs w:val="28"/>
+        </w:rPr>
         <w:t>Name: Rishika</w:t>
       </w:r>
-    </w:p>
-    <w:p>
-      <w:r>
-        <w:t>Project: Fake News Detector</w:t>
+      <w:r>
+        <w:rPr>
+          <w:sz w:val="28"/>
+          <w:szCs w:val="28"/>
+        </w:rPr>
+        <w:t xml:space="preserve"> Sharma</w:t>
+      </w:r>
+    </w:p>
+    <w:p>
+      <w:pPr>
+        <w:rPr>
+          <w:sz w:val="28"/>
+          <w:szCs w:val="28"/>
+        </w:rPr>
+      </w:pPr>
+      <w:r>
+        <w:rPr>
+          <w:sz w:val="28"/>
+          <w:szCs w:val="28"/>
+        </w:rPr>
+        <w:t>Registration number: 25BCE11100</w:t>
       </w:r>
     </w:p>
     <w:sectPr>
@@ -1284,6 +2004,29 @@
       <w:spacing w:val="5"/>
     </w:rPr>
   </w:style>
+  <w:style w:type="character" w:styleId="Hyperlink">
+    <w:name w:val="Hyperlink"/>
+    <w:basedOn w:val="DefaultParagraphFont"/>
+    <w:uiPriority w:val="99"/>
+    <w:unhideWhenUsed/>
+    <w:rsid w:val="002B6386"/>
+    <w:rPr>
+      <w:color w:val="467886" w:themeColor="hyperlink"/>
+      <w:u w:val="single"/>
+    </w:rPr>
+  </w:style>
+  <w:style w:type="character" w:styleId="UnresolvedMention">
+    <w:name w:val="Unresolved Mention"/>
+    <w:basedOn w:val="DefaultParagraphFont"/>
+    <w:uiPriority w:val="99"/>
+    <w:semiHidden/>
+    <w:unhideWhenUsed/>
+    <w:rsid w:val="002B6386"/>
+    <w:rPr>
+      <w:color w:val="605E5C"/>
+      <w:shd w:val="clear" w:color="auto" w:fill="E1DFDD"/>
+    </w:rPr>
+  </w:style>
 </w:styles>
 </file>
 
